--- a/corpus/synthetic/smartart-ole__008.docx
+++ b/corpus/synthetic/smartart-ole__008.docx
@@ -1,6 +1,27 @@
 
-<file path=word/document.xml><?xml version="1.0" encoding="UTF-8" standalone="yes"?>
-<w:document xmlns:w="http://schemas.openxmlformats.org/wordprocessingml/2006/main" xmlns:r="http://schemas.openxmlformats.org/officeDocument/2006/relationships" xmlns:wp="http://schemas.openxmlformats.org/drawingml/2006/wordprocessingDrawing" xmlns:a="http://schemas.openxmlformats.org/drawingml/2006/main" xmlns:pic="http://schemas.openxmlformats.org/drawingml/2006/picture" xmlns:m="http://schemas.openxmlformats.org/officeDocument/2006/math"><w:body><w:p><w:r><w:rPr><w:color w:val="0000FF"/></w:rPr><w:t xml:space="preserve">Состоится пресс-конференция </w:t></w:r><w:r><w:rPr><w:b/><w:color w:val="FF0000"/></w:rPr><w:t>партнерств</w:t></w:r><w:r><w:object w:dxaOrig="4150" w:dyaOrig="310"><v:shape xmlns:v="urn:schemas-microsoft-com:vml" id="_x0000_i1025"><v:imagedata r:id="rId10" o:title=""/></v:shape><o:OLEObject xmlns:o="urn:schemas-microsoft-com:office:office" Type="Embed" ProgID="Excel.Sheet.8" ShapeID="_x0000_i1025" DrawAspect="Content" ObjectID="_1"/></w:object></w:r></w:p><w:sectPr><w:pgSz w:w="11906" w:h="16838"/><w:pgMar w:top="1440" w:right="1440" w:bottom="1440" w:left="1440" w:header="708" w:footer="708" w:gutter="0"/></w:sectPr></w:body></w:document>
+<file path=word/document.xml><?xml version="1.0" encoding="utf-8"?>
+<w:document xmlns:w="http://schemas.openxmlformats.org/wordprocessingml/2006/main" xmlns:r="http://schemas.openxmlformats.org/officeDocument/2006/relationships" xmlns:wp="http://schemas.openxmlformats.org/drawingml/2006/wordprocessingDrawing" xmlns:a="http://schemas.openxmlformats.org/drawingml/2006/main" xmlns:pic="http://schemas.openxmlformats.org/drawingml/2006/picture" xmlns:m="http://schemas.openxmlformats.org/officeDocument/2006/math">
+  <w:body>
+    <w:p>
+      <w:r>
+        <w:drawing>
+          <wp:inline>
+            <wp:extent cx="5486400" cy="419100"/>
+            <a:graphic>
+              <a:graphicData uri="http://schemas.openxmlformats.org/drawingml/2006/diagram">
+                <dgm:relIds xmlns:dgm="http://schemas.openxmlformats.org/drawingml/2006/diagram" r:dm="rId40" r:lo="rId41" r:qs="rId42" r:cs="rId43"/>
+              </a:graphicData>
+            </a:graphic>
+          </wp:inline>
+        </w:drawing>
+      </w:r>
+    </w:p>
+    <w:sectPr>
+      <w:pgSz w:w="11906" w:h="16838"/>
+      <w:pgMar w:top="1440" w:right="1440" w:bottom="1440" w:left="1440" w:header="708" w:footer="708" w:gutter="0"/>
+    </w:sectPr>
+  </w:body>
+</w:document>
 </file>
 
 <file path=word/styles.xml><?xml version="1.0" encoding="utf-8"?>
